--- a/pr-preview/pr-11/chapters/chapter2.docx
+++ b/pr-preview/pr-11/chapters/chapter2.docx
@@ -1020,7 +1020,7 @@
         <w:t xml:space="preserve"> </w:t>
       </w:r>
       <w:r>
-        <w:t xml:space="preserve">9b1200b</w:t>
+        <w:t xml:space="preserve">5d1962d</w:t>
       </w:r>
     </w:p>
     <w:p>
@@ -1042,7 +1042,7 @@
         <w:t xml:space="preserve"> </w:t>
       </w:r>
       <w:r>
-        <w:t xml:space="preserve">9b1200bc44043b08860f6f2605c6d20f4e7767b5</w:t>
+        <w:t xml:space="preserve">5d1962deb609ec7e33762a94ce1c809d63b40afa</w:t>
       </w:r>
     </w:p>
     <w:p>
@@ -1064,7 +1064,7 @@
         <w:t xml:space="preserve"> </w:t>
       </w:r>
       <w:r>
-        <w:t xml:space="preserve">2026-04-06 18:12:08 -0700</w:t>
+        <w:t xml:space="preserve">2026-04-08 14:23:15 -0700</w:t>
       </w:r>
     </w:p>
     <w:p>
